--- a/word_reports/LP_0318_위치_353_Smokie_Midnight Cafe.docx
+++ b/word_reports/LP_0318_위치_353_Smokie_Midnight Cafe.docx
@@ -4,7 +4,7 @@
   <w:body>
     <w:p>
       <w:pPr>
-        <w:spacing w:after="280"/>
+        <w:spacing w:after="80"/>
       </w:pPr>
       <w:r>
         <w:rPr w:rFonts="맑은 고딕">
@@ -13,94 +13,47 @@
           <w:color w:val="1E3A8A"/>
           <w:sz w:val="30"/>
         </w:rPr>
-        <w:t>[353] Smokie - Midnight Cafe</w:t>
+        <w:t>Smokie (스모키) - Midnight Cafe</w:t>
       </w:r>
     </w:p>
     <w:p>
       <w:pPr>
-        <w:spacing w:after="320"/>
+        <w:spacing w:after="240"/>
       </w:pPr>
       <w:r>
         <w:rPr w:rFonts="맑은 고딕">
           <w:rFonts w:ascii="맑은 고딕" w:hAnsi="맑은 고딕" w:eastAsia="맑은 고딕"/>
           <w:b/>
-          <w:sz w:val="20"/>
+          <w:color w:val="4B5563"/>
+          <w:sz w:val="22"/>
         </w:rPr>
-        <w:t>■ 위치 : 353</w:t>
-        <w:br/>
-      </w:r>
-      <w:r>
-        <w:rPr w:rFonts="맑은 고딕">
-          <w:rFonts w:ascii="맑은 고딕" w:hAnsi="맑은 고딕" w:eastAsia="맑은 고딕"/>
-          <w:b/>
-          <w:sz w:val="20"/>
-        </w:rPr>
-        <w:t>■ 아티스트 : Smokie</w:t>
-        <w:br/>
-      </w:r>
-      <w:r>
-        <w:rPr w:rFonts="맑은 고딕">
-          <w:rFonts w:ascii="맑은 고딕" w:hAnsi="맑은 고딕" w:eastAsia="맑은 고딕"/>
-          <w:b/>
-          <w:sz w:val="20"/>
-        </w:rPr>
-        <w:t>■ 앨범명 : Midnight Cafe</w:t>
-        <w:br/>
-      </w:r>
-      <w:r>
-        <w:rPr w:rFonts="맑은 고딕">
-          <w:rFonts w:ascii="맑은 고딕" w:hAnsi="맑은 고딕" w:eastAsia="맑은 고딕"/>
-          <w:b w:val="0"/>
-          <w:sz w:val="20"/>
-        </w:rPr>
-        <w:t>■ 음반 레이블 : RAK Records</w:t>
-        <w:br/>
-      </w:r>
-      <w:r>
-        <w:rPr w:rFonts="맑은 고딕">
-          <w:rFonts w:ascii="맑은 고딕" w:hAnsi="맑은 고딕" w:eastAsia="맑은 고딕"/>
-          <w:b w:val="0"/>
-          <w:sz w:val="20"/>
-        </w:rPr>
-        <w:t>■ 발매년도 : 1976</w:t>
-        <w:br/>
-      </w:r>
-      <w:r>
-        <w:rPr w:rFonts="맑은 고딕">
-          <w:rFonts w:ascii="맑은 고딕" w:hAnsi="맑은 고딕" w:eastAsia="맑은 고딕"/>
-          <w:b w:val="0"/>
-          <w:sz w:val="20"/>
-        </w:rPr>
-        <w:t>■ 장르 : 팝 록 (Pop Rock), 소프트 록 (Soft Rock)</w:t>
-        <w:br/>
-      </w:r>
-      <w:r>
-        <w:rPr w:rFonts="맑은 고딕">
-          <w:rFonts w:ascii="맑은 고딕" w:hAnsi="맑은 고딕" w:eastAsia="맑은 고딕"/>
-          <w:b w:val="0"/>
-          <w:sz w:val="20"/>
-        </w:rPr>
-        <w:t>■ 주요 수록곡 : 1. Something's Been Making Me Blue</w:t>
-        <w:br/>
+        <w:t>위치 :  353</w:t>
       </w:r>
     </w:p>
     <w:p>
       <w:pPr>
-        <w:spacing w:after="160"/>
+        <w:spacing w:line="324" w:lineRule="auto" w:before="80" w:after="160"/>
       </w:pPr>
       <w:r>
         <w:rPr w:rFonts="맑은 고딕">
           <w:rFonts w:ascii="맑은 고딕" w:hAnsi="맑은 고딕" w:eastAsia="맑은 고딕"/>
           <w:b/>
           <w:color w:val="1F2937"/>
-          <w:sz w:val="24"/>
+          <w:sz w:val="22"/>
         </w:rPr>
-        <w:t>■ 음반 해설 및 감상 가이드</w:t>
+        <w:t xml:space="preserve">[음반 소개] </w:t>
+      </w:r>
+      <w:r>
+        <w:rPr w:rFonts="맑은 고딕">
+          <w:rFonts w:ascii="맑은 고딕" w:hAnsi="맑은 고딕" w:eastAsia="맑은 고딕"/>
+          <w:b w:val="0"/>
+          <w:sz w:val="21"/>
+        </w:rPr>
       </w:r>
     </w:p>
     <w:p>
       <w:pPr>
-        <w:spacing w:line="312" w:lineRule="auto" w:after="120"/>
+        <w:spacing w:line="324" w:lineRule="auto" w:after="120"/>
       </w:pPr>
       <w:r>
         <w:rPr w:rFonts="맑은 고딕">
@@ -108,51 +61,516 @@
           <w:b w:val="0"/>
           <w:sz w:val="21"/>
         </w:rPr>
-        <w:t>1976년에 발매된 스모키(Smokie)의 세 번째 정규 앨범 《Midnight Cafe》는 이들이 정통 영국식 팝 록의 정점에서 선보인 명작이자, 특유의 서정적이고 감수성 넘치는 사운드를 완벽하게 확립한 음반입니다. 최고의 히트메이커 콤비인 니키 친(Nicky Chinn)과 마이크 챔프먼(Mike Chapman)의 프로듀싱 아래 완성된 이 앨범은 유럽 전역은 물론, 특히 한국을 비롯한 아시아 팬들에게 스모키라는 이름을 각인시키는 데 결정적인 역할을 했습니다.</w:t>
+        <w:t>안개 자욱한 북런던의 밤거리와 쓸쓸한 심야 카페의 정경을 특유의 허스키 보이스와 서정적 멜로디로 유려하게 직조해 낸 스모키의 세 번째 정규 걸작입니다. 1970년대 유럽과 아시아 전역을 감미로운 록 발라드의 물결로 적셨던 이 음반은 소프트 록의 유연함과 포크 록의 따스한 온기를 가장 이상적으로 결합해 냈습니다. 특히 당대 한국 팝 애호가들의 애수 어린 감수성을 깊게 파고들며 세대를 초월한 청춘의 연가(戀歌)로 자리 잡은, 시대의 낭만이 온전히 박제된 아날로그 명반입니다.</w:t>
       </w:r>
     </w:p>
     <w:p>
       <w:pPr>
-        <w:spacing w:line="312" w:lineRule="auto" w:after="120"/>
+        <w:spacing w:line="324" w:lineRule="auto" w:before="200" w:after="80"/>
       </w:pPr>
+      <w:r>
+        <w:rPr w:rFonts="맑은 고딕">
+          <w:rFonts w:ascii="맑은 고딕" w:hAnsi="맑은 고딕" w:eastAsia="맑은 고딕"/>
+          <w:b/>
+          <w:color w:val="1E3A8A"/>
+          <w:sz w:val="24"/>
+        </w:rPr>
+        <w:t>1. 음반 데이터</w:t>
+      </w:r>
+    </w:p>
+    <w:p>
+      <w:pPr>
+        <w:spacing w:line="324" w:lineRule="auto" w:after="80"/>
+      </w:pPr>
+      <w:r>
+        <w:rPr w:rFonts="맑은 고딕">
+          <w:rFonts w:ascii="맑은 고딕" w:hAnsi="맑은 고딕" w:eastAsia="맑은 고딕"/>
+          <w:b w:val="0"/>
+          <w:color w:val="6B7280"/>
+          <w:sz w:val="21"/>
+        </w:rPr>
+        <w:t xml:space="preserve">· </w:t>
+      </w:r>
+      <w:r>
+        <w:rPr w:rFonts="맑은 고딕">
+          <w:rFonts w:ascii="맑은 고딕" w:hAnsi="맑은 고딕" w:eastAsia="맑은 고딕"/>
+          <w:b/>
+          <w:color w:val="1F2937"/>
+          <w:sz w:val="21"/>
+        </w:rPr>
+        <w:t xml:space="preserve">앨범명: </w:t>
+      </w:r>
       <w:r>
         <w:rPr w:rFonts="맑은 고딕">
           <w:rFonts w:ascii="맑은 고딕" w:hAnsi="맑은 고딕" w:eastAsia="맑은 고딕"/>
           <w:b w:val="0"/>
           <w:sz w:val="21"/>
         </w:rPr>
-        <w:t>이 음반의 가장 큰 매력은 보컬리스트 크리스 노먼(Chris Norman)의 특유의 허스키하면서도 호소력 짙은 음색에 있습니다. 거칠면서도 따뜻한 그의 목소리는 아름다운 아쿠스틱 기타 리프와 세련된 스트링 세션, 그리고 멤버들의 정교한 백킹 하모니와 완벽한 조화를 이룹니다. 서정적인 멜로디 라인 속에 숨겨진 록의 에너지와 멜랑콜리한 정조는 청자에게 강렬하면서도 아련한 잔상을 남깁니다.</w:t>
+        <w:t>Midnight Cafe</w:t>
       </w:r>
     </w:p>
     <w:p>
       <w:pPr>
-        <w:spacing w:line="312" w:lineRule="auto" w:after="120"/>
+        <w:spacing w:line="324" w:lineRule="auto" w:after="80"/>
       </w:pPr>
+      <w:r>
+        <w:rPr w:rFonts="맑은 고딕">
+          <w:rFonts w:ascii="맑은 고딕" w:hAnsi="맑은 고딕" w:eastAsia="맑은 고딕"/>
+          <w:b w:val="0"/>
+          <w:color w:val="6B7280"/>
+          <w:sz w:val="21"/>
+        </w:rPr>
+        <w:t xml:space="preserve">· </w:t>
+      </w:r>
+      <w:r>
+        <w:rPr w:rFonts="맑은 고딕">
+          <w:rFonts w:ascii="맑은 고딕" w:hAnsi="맑은 고딕" w:eastAsia="맑은 고딕"/>
+          <w:b/>
+          <w:color w:val="1F2937"/>
+          <w:sz w:val="21"/>
+        </w:rPr>
+        <w:t xml:space="preserve">아티스트: </w:t>
+      </w:r>
       <w:r>
         <w:rPr w:rFonts="맑은 고딕">
           <w:rFonts w:ascii="맑은 고딕" w:hAnsi="맑은 고딕" w:eastAsia="맑은 고딕"/>
           <w:b w:val="0"/>
           <w:sz w:val="21"/>
         </w:rPr>
-        <w:t>특히 수록곡 중 국내에서 폭발적인 사랑을 받은 ‘What Can I Do’는 특유의 서글픈 아쿠스틱 기타 선율과 크리스 노먼의 절절한 보컬이 어우러져 청춘의 방황과 고독을 완벽히 표현해낸 명곡입니다. 또한 웅장한 스트링 편곡과 드라마틱한 전개가 돋보이는 타이틀격 트랙 ‘I'll Meet You at Midnight’과 감미로운 팝 멜로디의 정수를 보여주는 ‘Something's Been Making Me Blue’, ‘Wild Wild Angels’ 등 수록곡 하나하나가 뛰어난 완성도를 자랑합니다.</w:t>
+        <w:t>Smokie (스모키)</w:t>
       </w:r>
     </w:p>
     <w:p>
       <w:pPr>
-        <w:spacing w:line="312" w:lineRule="auto" w:after="120"/>
+        <w:spacing w:line="324" w:lineRule="auto" w:after="80"/>
       </w:pPr>
+      <w:r>
+        <w:rPr w:rFonts="맑은 고딕">
+          <w:rFonts w:ascii="맑은 고딕" w:hAnsi="맑은 고딕" w:eastAsia="맑은 고딕"/>
+          <w:b w:val="0"/>
+          <w:color w:val="6B7280"/>
+          <w:sz w:val="21"/>
+        </w:rPr>
+        <w:t xml:space="preserve">· </w:t>
+      </w:r>
+      <w:r>
+        <w:rPr w:rFonts="맑은 고딕">
+          <w:rFonts w:ascii="맑은 고딕" w:hAnsi="맑은 고딕" w:eastAsia="맑은 고딕"/>
+          <w:b/>
+          <w:color w:val="1F2937"/>
+          <w:sz w:val="21"/>
+        </w:rPr>
+        <w:t xml:space="preserve">발매 정보: </w:t>
+      </w:r>
       <w:r>
         <w:rPr w:rFonts="맑은 고딕">
           <w:rFonts w:ascii="맑은 고딕" w:hAnsi="맑은 고딕" w:eastAsia="맑은 고딕"/>
           <w:b w:val="0"/>
           <w:sz w:val="21"/>
         </w:rPr>
-        <w:t>LP 바이닐로 감상하는 《Midnight Cafe》는 70년대 아날로그 녹음 특유의 따뜻하고 풍성한 질감을 그대로 전달합니다. 크리스 노먼의 목소리에서 느껴지는 숨소리와 아쿠스틱 기타의 울림은 바이닐 매체를 통해 들었을 때 비로소 그 진가를 발휘하며, 한밤중의 카페에서 느끼는 낭만과 고독의 감성을 한층 더 깊이 있게 선사합니다. 70년대 소프트 록의 정수를 경험하고자 하는 음반 수집가들에게 결코 빼놓을 수 없는 필청반입니다.</w:t>
+        <w:t>1976년 4월, 당대 최고의 히트 메이커 콤비인 니키 친(Nicky Chinn)과 마이크 채프먼(Mike Chapman)의 정교한 프로듀싱 아래 RAK 레코드를 통해 발매된 스모키의 통산 3번째 스튜디오 앨범입니다.</w:t>
+      </w:r>
+    </w:p>
+    <w:p>
+      <w:pPr>
+        <w:spacing w:line="324" w:lineRule="auto" w:after="80"/>
+      </w:pPr>
+      <w:r>
+        <w:rPr w:rFonts="맑은 고딕">
+          <w:rFonts w:ascii="맑은 고딕" w:hAnsi="맑은 고딕" w:eastAsia="맑은 고딕"/>
+          <w:b w:val="0"/>
+          <w:color w:val="6B7280"/>
+          <w:sz w:val="21"/>
+        </w:rPr>
+        <w:t xml:space="preserve">· </w:t>
+      </w:r>
+      <w:r>
+        <w:rPr w:rFonts="맑은 고딕">
+          <w:rFonts w:ascii="맑은 고딕" w:hAnsi="맑은 고딕" w:eastAsia="맑은 고딕"/>
+          <w:b/>
+          <w:color w:val="1F2937"/>
+          <w:sz w:val="21"/>
+        </w:rPr>
+        <w:t xml:space="preserve">LP 인기도(판매량): </w:t>
+      </w:r>
+      <w:r>
+        <w:rPr w:rFonts="맑은 고딕">
+          <w:rFonts w:ascii="맑은 고딕" w:hAnsi="맑은 고딕" w:eastAsia="맑은 고딕"/>
+          <w:b w:val="0"/>
+          <w:sz w:val="21"/>
+        </w:rPr>
+        <w:t>독일 앨범 차트 6위, 노르웨이 12위 등 유럽 각국 차트 최상위권에 진입하며 상업적 성공을 거두었으며, 싱글들의 잇따른 히트와 함께 수십만 장 이상의 판매고를 올리며 골드 레코드를 기록했습니다.</w:t>
+      </w:r>
+    </w:p>
+    <w:p>
+      <w:pPr>
+        <w:spacing w:line="324" w:lineRule="auto" w:after="80"/>
+      </w:pPr>
+      <w:r>
+        <w:rPr w:rFonts="맑은 고딕">
+          <w:rFonts w:ascii="맑은 고딕" w:hAnsi="맑은 고딕" w:eastAsia="맑은 고딕"/>
+          <w:b w:val="0"/>
+          <w:color w:val="6B7280"/>
+          <w:sz w:val="21"/>
+        </w:rPr>
+        <w:t xml:space="preserve">· </w:t>
+      </w:r>
+      <w:r>
+        <w:rPr w:rFonts="맑은 고딕">
+          <w:rFonts w:ascii="맑은 고딕" w:hAnsi="맑은 고딕" w:eastAsia="맑은 고딕"/>
+          <w:b/>
+          <w:color w:val="1F2937"/>
+          <w:sz w:val="21"/>
+        </w:rPr>
+        <w:t xml:space="preserve">각종 수상경력: </w:t>
+      </w:r>
+      <w:r>
+        <w:rPr w:rFonts="맑은 고딕">
+          <w:rFonts w:ascii="맑은 고딕" w:hAnsi="맑은 고딕" w:eastAsia="맑은 고딕"/>
+          <w:b w:val="0"/>
+          <w:sz w:val="21"/>
+        </w:rPr>
+        <w:t>유럽 주요 음악 시장에서 골드 디스크 인증을 획득하였으며, 1970년대 브리티시 팝 록 씬에서 가장 서정적이고 대중 친화적인 멜로디를 확립한 역작으로 평단의 영구한 찬사를 받고 있습니다.</w:t>
+      </w:r>
+    </w:p>
+    <w:p>
+      <w:pPr>
+        <w:spacing w:line="324" w:lineRule="auto" w:before="200" w:after="80"/>
+      </w:pPr>
+      <w:r>
+        <w:rPr w:rFonts="맑은 고딕">
+          <w:rFonts w:ascii="맑은 고딕" w:hAnsi="맑은 고딕" w:eastAsia="맑은 고딕"/>
+          <w:b/>
+          <w:color w:val="1E3A8A"/>
+          <w:sz w:val="24"/>
+        </w:rPr>
+        <w:t>2. 아티스트 정보</w:t>
+      </w:r>
+    </w:p>
+    <w:p>
+      <w:pPr>
+        <w:spacing w:line="324" w:lineRule="auto" w:after="80"/>
+      </w:pPr>
+      <w:r>
+        <w:rPr w:rFonts="맑은 고딕">
+          <w:rFonts w:ascii="맑은 고딕" w:hAnsi="맑은 고딕" w:eastAsia="맑은 고딕"/>
+          <w:b w:val="0"/>
+          <w:color w:val="6B7280"/>
+          <w:sz w:val="21"/>
+        </w:rPr>
+        <w:t xml:space="preserve">· </w:t>
+      </w:r>
+      <w:r>
+        <w:rPr w:rFonts="맑은 고딕">
+          <w:rFonts w:ascii="맑은 고딕" w:hAnsi="맑은 고딕" w:eastAsia="맑은 고딕"/>
+          <w:b/>
+          <w:color w:val="1F2937"/>
+          <w:sz w:val="21"/>
+        </w:rPr>
+        <w:t xml:space="preserve">국적: </w:t>
+      </w:r>
+      <w:r>
+        <w:rPr w:rFonts="맑은 고딕">
+          <w:rFonts w:ascii="맑은 고딕" w:hAnsi="맑은 고딕" w:eastAsia="맑은 고딕"/>
+          <w:b w:val="0"/>
+          <w:sz w:val="21"/>
+        </w:rPr>
+        <w:t>영국 (United Kingdom)</w:t>
+      </w:r>
+    </w:p>
+    <w:p>
+      <w:pPr>
+        <w:spacing w:line="324" w:lineRule="auto" w:after="80"/>
+      </w:pPr>
+      <w:r>
+        <w:rPr w:rFonts="맑은 고딕">
+          <w:rFonts w:ascii="맑은 고딕" w:hAnsi="맑은 고딕" w:eastAsia="맑은 고딕"/>
+          <w:b w:val="0"/>
+          <w:color w:val="6B7280"/>
+          <w:sz w:val="21"/>
+        </w:rPr>
+        <w:t xml:space="preserve">· </w:t>
+      </w:r>
+      <w:r>
+        <w:rPr w:rFonts="맑은 고딕">
+          <w:rFonts w:ascii="맑은 고딕" w:hAnsi="맑은 고딕" w:eastAsia="맑은 고딕"/>
+          <w:b/>
+          <w:color w:val="1F2937"/>
+          <w:sz w:val="21"/>
+        </w:rPr>
+        <w:t xml:space="preserve">생몰년도: </w:t>
+      </w:r>
+      <w:r>
+        <w:rPr w:rFonts="맑은 고딕">
+          <w:rFonts w:ascii="맑은 고딕" w:hAnsi="맑은 고딕" w:eastAsia="맑은 고딕"/>
+          <w:b w:val="0"/>
+          <w:sz w:val="21"/>
+        </w:rPr>
+        <w:t>1964년 결성 (The Yen 등 전신 밴드를 거쳐 1974년 'Smokie'로 공식 출범)</w:t>
+      </w:r>
+    </w:p>
+    <w:p>
+      <w:pPr>
+        <w:spacing w:line="324" w:lineRule="auto" w:after="80"/>
+      </w:pPr>
+      <w:r>
+        <w:rPr w:rFonts="맑은 고딕">
+          <w:rFonts w:ascii="맑은 고딕" w:hAnsi="맑은 고딕" w:eastAsia="맑은 고딕"/>
+          <w:b w:val="0"/>
+          <w:color w:val="6B7280"/>
+          <w:sz w:val="21"/>
+        </w:rPr>
+        <w:t xml:space="preserve">· </w:t>
+      </w:r>
+      <w:r>
+        <w:rPr w:rFonts="맑은 고딕">
+          <w:rFonts w:ascii="맑은 고딕" w:hAnsi="맑은 고딕" w:eastAsia="맑은 고딕"/>
+          <w:b/>
+          <w:color w:val="1F2937"/>
+          <w:sz w:val="21"/>
+        </w:rPr>
+        <w:t xml:space="preserve">그룹 소속: </w:t>
+      </w:r>
+      <w:r>
+        <w:rPr w:rFonts="맑은 고딕">
+          <w:rFonts w:ascii="맑은 고딕" w:hAnsi="맑은 고딕" w:eastAsia="맑은 고딕"/>
+          <w:b w:val="0"/>
+          <w:sz w:val="21"/>
+        </w:rPr>
+        <w:t>4인조 록 밴드 (크리스 노먼, 앨런 실슨, 테리 아틀리, 피트 스펜서)</w:t>
+      </w:r>
+    </w:p>
+    <w:p>
+      <w:pPr>
+        <w:spacing w:line="324" w:lineRule="auto" w:after="80"/>
+      </w:pPr>
+      <w:r>
+        <w:rPr w:rFonts="맑은 고딕">
+          <w:rFonts w:ascii="맑은 고딕" w:hAnsi="맑은 고딕" w:eastAsia="맑은 고딕"/>
+          <w:b w:val="0"/>
+          <w:color w:val="6B7280"/>
+          <w:sz w:val="21"/>
+        </w:rPr>
+        <w:t xml:space="preserve">· </w:t>
+      </w:r>
+      <w:r>
+        <w:rPr w:rFonts="맑은 고딕">
+          <w:rFonts w:ascii="맑은 고딕" w:hAnsi="맑은 고딕" w:eastAsia="맑은 고딕"/>
+          <w:b/>
+          <w:color w:val="1F2937"/>
+          <w:sz w:val="21"/>
+        </w:rPr>
+        <w:t xml:space="preserve">아티스트 소개: </w:t>
+      </w:r>
+      <w:r>
+        <w:rPr w:rFonts="맑은 고딕">
+          <w:rFonts w:ascii="맑은 고딕" w:hAnsi="맑은 고딕" w:eastAsia="맑은 고딕"/>
+          <w:b w:val="0"/>
+          <w:sz w:val="21"/>
+        </w:rPr>
+        <w:t>보컬 크리스 노먼의 거칠면서도 애절함이 묻어나는 독보적인 허스키 음색과 멤버들의 완벽한 4성 보컬 하모니를 앞세워 1970년대 팝/소프트 록의 전성기를 이끈 영국의 전설적인 밴드입니다. 어쿠스틱 사운드의 소박한 서정성과 팝 록의 활력을 절묘하게 조화시켜 한국을 비롯한 전 세계 음악 팬들에게 지극한 사랑을 받으며 대중음악사에 잊을 수 없는 족적을 남겼습니다.</w:t>
+      </w:r>
+    </w:p>
+    <w:p>
+      <w:pPr>
+        <w:spacing w:line="324" w:lineRule="auto" w:before="200" w:after="80"/>
+      </w:pPr>
+      <w:r>
+        <w:rPr w:rFonts="맑은 고딕">
+          <w:rFonts w:ascii="맑은 고딕" w:hAnsi="맑은 고딕" w:eastAsia="맑은 고딕"/>
+          <w:b/>
+          <w:color w:val="1E3A8A"/>
+          <w:sz w:val="24"/>
+        </w:rPr>
+        <w:t>3. 음반 상세 분석</w:t>
+      </w:r>
+    </w:p>
+    <w:p>
+      <w:pPr>
+        <w:spacing w:line="324" w:lineRule="auto" w:after="80"/>
+      </w:pPr>
+      <w:r>
+        <w:rPr w:rFonts="맑은 고딕">
+          <w:rFonts w:ascii="맑은 고딕" w:hAnsi="맑은 고딕" w:eastAsia="맑은 고딕"/>
+          <w:b w:val="0"/>
+          <w:color w:val="6B7280"/>
+          <w:sz w:val="21"/>
+        </w:rPr>
+        <w:t xml:space="preserve">· </w:t>
+      </w:r>
+      <w:r>
+        <w:rPr w:rFonts="맑은 고딕">
+          <w:rFonts w:ascii="맑은 고딕" w:hAnsi="맑은 고딕" w:eastAsia="맑은 고딕"/>
+          <w:b/>
+          <w:color w:val="1F2937"/>
+          <w:sz w:val="21"/>
+        </w:rPr>
+        <w:t xml:space="preserve">역사적 위치: </w:t>
+      </w:r>
+      <w:r>
+        <w:rPr w:rFonts="맑은 고딕">
+          <w:rFonts w:ascii="맑은 고딕" w:hAnsi="맑은 고딕" w:eastAsia="맑은 고딕"/>
+          <w:b w:val="0"/>
+          <w:sz w:val="21"/>
+        </w:rPr>
+        <w:t>글램 록의 화려함이 물러가고 감미로운 멜로디 중심의 소프트 록이 번성하던 과도기적 시점에, 팝과 록의 경계를 가장 품격 있게 융합해 낸 음반입니다. 친-채프먼 콤비의 세련된 팝 메이킹 감각과 밴드 고유의 투박한 브리티시 포크 록 색채가 완벽한 조화를 이루어 스모키의 음악적 황금기를 화려하게 열어젖힌 이정표로 평가받습니다.</w:t>
+      </w:r>
+    </w:p>
+    <w:p>
+      <w:pPr>
+        <w:spacing w:line="324" w:lineRule="auto" w:after="80"/>
+      </w:pPr>
+      <w:r>
+        <w:rPr w:rFonts="맑은 고딕">
+          <w:rFonts w:ascii="맑은 고딕" w:hAnsi="맑은 고딕" w:eastAsia="맑은 고딕"/>
+          <w:b w:val="0"/>
+          <w:color w:val="6B7280"/>
+          <w:sz w:val="21"/>
+        </w:rPr>
+        <w:t xml:space="preserve">· </w:t>
+      </w:r>
+      <w:r>
+        <w:rPr w:rFonts="맑은 고딕">
+          <w:rFonts w:ascii="맑은 고딕" w:hAnsi="맑은 고딕" w:eastAsia="맑은 고딕"/>
+          <w:b/>
+          <w:color w:val="1F2937"/>
+          <w:sz w:val="21"/>
+        </w:rPr>
+        <w:t xml:space="preserve">시대의 흔적(스토리텔링): </w:t>
+      </w:r>
+      <w:r>
+        <w:rPr w:rFonts="맑은 고딕">
+          <w:rFonts w:ascii="맑은 고딕" w:hAnsi="맑은 고딕" w:eastAsia="맑은 고딕"/>
+          <w:b w:val="0"/>
+          <w:sz w:val="21"/>
+        </w:rPr>
+        <w:t>1970년대 후반 대한민국의 음악 다방과 심야 라디오 전파를 타고 흐르던 스모키의 선율은 당대 청춘들의 고독과 낭만을 달래주던 가장 따뜻한 도피처였습니다. 밤의 고요를 지키는 카페의 불빛처럼, 급격한 산업화의 물결 속에서 쓸쓸한 밤을 지새우던 젊은 세대에게 이 음반은 가슴 한구석을 아리게 위무해 주던 순정한 시대의 사운드트랙이었습니다.</w:t>
+      </w:r>
+    </w:p>
+    <w:p>
+      <w:pPr>
+        <w:spacing w:line="324" w:lineRule="auto" w:before="200" w:after="80"/>
+      </w:pPr>
+      <w:r>
+        <w:rPr w:rFonts="맑은 고딕">
+          <w:rFonts w:ascii="맑은 고딕" w:hAnsi="맑은 고딕" w:eastAsia="맑은 고딕"/>
+          <w:b/>
+          <w:color w:val="1E3A8A"/>
+          <w:sz w:val="24"/>
+        </w:rPr>
+        <w:t>4. 주요 수록곡 및 감상 제언</w:t>
+      </w:r>
+    </w:p>
+    <w:p>
+      <w:pPr>
+        <w:spacing w:line="324" w:lineRule="auto" w:after="80"/>
+      </w:pPr>
+      <w:r>
+        <w:rPr w:rFonts="맑은 고딕">
+          <w:rFonts w:ascii="맑은 고딕" w:hAnsi="맑은 고딕" w:eastAsia="맑은 고딕"/>
+          <w:b w:val="0"/>
+          <w:color w:val="6B7280"/>
+          <w:sz w:val="21"/>
+        </w:rPr>
+        <w:t xml:space="preserve">· </w:t>
+      </w:r>
+      <w:r>
+        <w:rPr w:rFonts="맑은 고딕">
+          <w:rFonts w:ascii="맑은 고딕" w:hAnsi="맑은 고딕" w:eastAsia="맑은 고딕"/>
+          <w:b/>
+          <w:color w:val="1F2937"/>
+          <w:sz w:val="21"/>
+        </w:rPr>
+        <w:t xml:space="preserve">주요 수록곡 특징: </w:t>
+      </w:r>
+      <w:r>
+        <w:rPr w:rFonts="맑은 고딕">
+          <w:rFonts w:ascii="맑은 고딕" w:hAnsi="맑은 고딕" w:eastAsia="맑은 고딕"/>
+          <w:b w:val="0"/>
+          <w:sz w:val="21"/>
+        </w:rPr>
+        <w:t>파리의 서글픈 밤거리와 아련한 로맨스를 드라마틱한 멜로디로 노래한 불멸의 명곡 "I'll Meet You at Midnight"을 필두로, 크리스 노먼의 절절한 보컬과 서정적인 코러스가 심금을 울리는 "Wild Wild Angels", 묵직한 블루스 록의 질감 속에서도 애잔함을 잃지 않는 "Something's Making Me Blue" 등 전 수록곡에 걸쳐 낭만적인 선율미가 넘쳐납니다.</w:t>
+      </w:r>
+    </w:p>
+    <w:p>
+      <w:pPr>
+        <w:spacing w:line="324" w:lineRule="auto" w:after="80"/>
+      </w:pPr>
+      <w:r>
+        <w:rPr w:rFonts="맑은 고딕">
+          <w:rFonts w:ascii="맑은 고딕" w:hAnsi="맑은 고딕" w:eastAsia="맑은 고딕"/>
+          <w:b w:val="0"/>
+          <w:color w:val="6B7280"/>
+          <w:sz w:val="21"/>
+        </w:rPr>
+        <w:t xml:space="preserve">· </w:t>
+      </w:r>
+      <w:r>
+        <w:rPr w:rFonts="맑은 고딕">
+          <w:rFonts w:ascii="맑은 고딕" w:hAnsi="맑은 고딕" w:eastAsia="맑은 고딕"/>
+          <w:b/>
+          <w:color w:val="1F2937"/>
+          <w:sz w:val="21"/>
+        </w:rPr>
+        <w:t xml:space="preserve">빈티지 감상 제언: </w:t>
+      </w:r>
+      <w:r>
+        <w:rPr w:rFonts="맑은 고딕">
+          <w:rFonts w:ascii="맑은 고딕" w:hAnsi="맑은 고딕" w:eastAsia="맑은 고딕"/>
+          <w:b w:val="0"/>
+          <w:sz w:val="21"/>
+        </w:rPr>
+        <w:t>턴테이블의 바늘이 소리골을 타며 빚어내는 어쿠스틱 기타의 명징한 스트로크와 은은한 스트링의 결은 진공관 앰프를 통해 감상할 때 더욱 깊은 울림을 전합니다. 늦은 밤, 조명을 낮추고 감상하면 스모키 특유의 보컬 하모니가 아날로그 배음과 어우러져 마치 자정의 고즈넉한 카페에 머무는 듯한 그윽한 공간감을 선사합니다.</w:t>
+      </w:r>
+    </w:p>
+    <w:p>
+      <w:pPr>
+        <w:spacing w:line="324" w:lineRule="auto" w:after="80"/>
+      </w:pPr>
+      <w:r>
+        <w:rPr w:rFonts="맑은 고딕">
+          <w:rFonts w:ascii="맑은 고딕" w:hAnsi="맑은 고딕" w:eastAsia="맑은 고딕"/>
+          <w:b w:val="0"/>
+          <w:color w:val="6B7280"/>
+          <w:sz w:val="21"/>
+        </w:rPr>
+        <w:t xml:space="preserve">· </w:t>
+      </w:r>
+      <w:r>
+        <w:rPr w:rFonts="맑은 고딕">
+          <w:rFonts w:ascii="맑은 고딕" w:hAnsi="맑은 고딕" w:eastAsia="맑은 고딕"/>
+          <w:b/>
+          <w:color w:val="1F2937"/>
+          <w:sz w:val="21"/>
+        </w:rPr>
+        <w:t xml:space="preserve">소장 가치: </w:t>
+      </w:r>
+      <w:r>
+        <w:rPr w:rFonts="맑은 고딕">
+          <w:rFonts w:ascii="맑은 고딕" w:hAnsi="맑은 고딕" w:eastAsia="맑은 고딕"/>
+          <w:b w:val="0"/>
+          <w:sz w:val="21"/>
+        </w:rPr>
+        <w:t>1970년대 브리티시 소프트 록이 지닌 순수하고 따뜻한 질감을 가장 원형에 가깝게 담아낸 앨범으로, LP의 아날로그적 미학을 몸소 증명하는 필청 컬렉션입니다. 세월의 흐름에도 바래지 않고 영원한 청춘의 향기를 발하는 이 음반은 모든 정통 팝 애호가들의 바이닐 선반에서 가장 빛나는 자리를 차지할 가치가 충분합니다.</w:t>
+      </w:r>
+    </w:p>
+    <w:p>
+      <w:pPr>
+        <w:spacing w:line="324" w:lineRule="auto" w:after="120" w:before="160"/>
+      </w:pPr>
+      <w:r>
+        <w:rPr w:rFonts="맑은 고딕">
+          <w:rFonts w:ascii="맑은 고딕" w:hAnsi="맑은 고딕" w:eastAsia="맑은 고딕"/>
+          <w:b/>
+          <w:color w:val="4338CA"/>
+          <w:sz w:val="21"/>
+        </w:rPr>
+        <w:t>이 음반을 통해 심야의 그윽한 공기 속에서 스모키의 멜로디가 전해주는 감동을 다시 한번 경험해 보시는 것은 어떨까요?</w:t>
       </w:r>
     </w:p>
     <w:sectPr>
       <w:pgSz w:w="12240" w:h="15840"/>
-      <w:pgMar w:top="1440" w:right="1440" w:bottom="1440" w:left="1440" w:header="720" w:footer="720" w:gutter="0"/>
+      <w:pgMar w:top="1152" w:right="1296" w:bottom="1152" w:left="1296" w:header="720" w:footer="720" w:gutter="0"/>
       <w:cols w:space="720"/>
       <w:docGrid w:linePitch="360"/>
     </w:sectPr>

--- a/word_reports/LP_0318_위치_353_Smokie_Midnight Cafe.docx
+++ b/word_reports/LP_0318_위치_353_Smokie_Midnight Cafe.docx
@@ -32,7 +32,7 @@
     </w:p>
     <w:p>
       <w:pPr>
-        <w:spacing w:line="324" w:lineRule="auto" w:before="80" w:after="160"/>
+        <w:spacing w:line="324" w:lineRule="auto" w:before="80" w:after="120"/>
       </w:pPr>
       <w:r>
         <w:rPr w:rFonts="맑은 고딕">
@@ -42,13 +42,6 @@
           <w:sz w:val="22"/>
         </w:rPr>
         <w:t xml:space="preserve">[음반 소개] </w:t>
-      </w:r>
-      <w:r>
-        <w:rPr w:rFonts="맑은 고딕">
-          <w:rFonts w:ascii="맑은 고딕" w:hAnsi="맑은 고딕" w:eastAsia="맑은 고딕"/>
-          <w:b w:val="0"/>
-          <w:sz w:val="21"/>
-        </w:rPr>
       </w:r>
     </w:p>
     <w:p>
@@ -61,7 +54,33 @@
           <w:b w:val="0"/>
           <w:sz w:val="21"/>
         </w:rPr>
-        <w:t>안개 자욱한 북런던의 밤거리와 쓸쓸한 심야 카페의 정경을 특유의 허스키 보이스와 서정적 멜로디로 유려하게 직조해 낸 스모키의 세 번째 정규 걸작입니다. 1970년대 유럽과 아시아 전역을 감미로운 록 발라드의 물결로 적셨던 이 음반은 소프트 록의 유연함과 포크 록의 따스한 온기를 가장 이상적으로 결합해 냈습니다. 특히 당대 한국 팝 애호가들의 애수 어린 감수성을 깊게 파고들며 세대를 초월한 청춘의 연가(戀歌)로 자리 잡은, 시대의 낭만이 온전히 박제된 아날로그 명반입니다.</w:t>
+        <w:t>1970년대 중반, 록 음악의 거센 파고와 디스코의 태동 사이에서 영국의 요크셔 출신 4인조 밴드 스모키(Smokie)가 빚어낸 서정의 미학은 유독 한국을 비롯한 유럽 대륙의 가슴 깊은 곳을 적셨습니다. 1976년에 발표된 이들의 세 번째 정규 앨범 《Midnight Cafe》는 글램 록의 명 프로듀서 콤비인 마이크 채프먼(Mike Chapman)과 니키 친(Nicky Chinn)의 정교한 프로듀싱 아래, 밴드 고유의 어쿠스틱한 온기와 팝 록의 멜로딕한 감수성이 완벽한 황금비율로 조화를 이룬 기념비적 역작입니다. 낭만과 우수가 짙게 배어 있는 자정의 카페라는 공간적 은유는, 당시 산업화의 그늘 속에서 위안을 갈구하던 당대 청춘들의 고독한 심상과 절묘하게 맞물렸습니다.</w:t>
+      </w:r>
+    </w:p>
+    <w:p>
+      <w:pPr>
+        <w:spacing w:line="324" w:lineRule="auto" w:after="120"/>
+      </w:pPr>
+      <w:r>
+        <w:rPr w:rFonts="맑은 고딕">
+          <w:rFonts w:ascii="맑은 고딕" w:hAnsi="맑은 고딕" w:eastAsia="맑은 고딕"/>
+          <w:b w:val="0"/>
+          <w:sz w:val="21"/>
+        </w:rPr>
+        <w:t>이 앨범이 대중음악사에 남긴 자취는 화려한 기교나 실험성에 있지 않습니다. 대신 가장 원초적이면서도 순수한 '멜로디의 힘'과 보컬리스트 크리스 노먼(Chris Norman)의 거칠면서도 애잔한 허스키 음색, 그리고 멤버들이 빚어내는 완벽한 3성 하모니가 만들어내는 서사적 몰입감에 있습니다. 어쿠스틱 기타의 소박한 아르페지오 위에 얹힌 이들의 노랫말은 사랑의 상실과 방황, 그리고 삶의 애환을 꾸밈없이 읊조리며, 영미권 중심의 주류 록 씬을 넘어 변방의 음악 애호가들에게까지 국경을 초월한 보편적 감동을 선사했습니다.</w:t>
+      </w:r>
+    </w:p>
+    <w:p>
+      <w:pPr>
+        <w:spacing w:line="324" w:lineRule="auto" w:after="120"/>
+      </w:pPr>
+      <w:r>
+        <w:rPr w:rFonts="맑은 고딕">
+          <w:rFonts w:ascii="맑은 고딕" w:hAnsi="맑은 고딕" w:eastAsia="맑은 고딕"/>
+          <w:b w:val="0"/>
+          <w:sz w:val="21"/>
+        </w:rPr>
+        <w:t>특히 대한민국 대중음악사에서 《Midnight Cafe》가 차지하는 위치는 각별함을 넘어 하나의 문화적 신드롬에 가깝습니다. 라디오 전파를 타고 흘러나오던 크리스 노먼의 젖은 목소리는 7080 세대의 청춘의 상징이자, 빽빽한 빌딩 숲과 어두운 골목길을 걷던 이들의 고단한 영혼을 어루만져 주는 가장 따스한 안식처였습니다. 수십 년의 세월이 흐른 지금까지도 이 앨범에 수록된 선율들이 퇴색되지 않는 까닭은, 세련된 유행의 껍데기를 벗겨내고 오직 인간 본연의 고독과 그리움을 진솔한 어쿠스틱 사운드로 투영해 냈기 때문일 것입니다.</w:t>
       </w:r>
     </w:p>
     <w:p>
@@ -168,7 +187,7 @@
           <w:b w:val="0"/>
           <w:sz w:val="21"/>
         </w:rPr>
-        <w:t>1976년 4월, 당대 최고의 히트 메이커 콤비인 니키 친(Nicky Chinn)과 마이크 채프먼(Mike Chapman)의 정교한 프로듀싱 아래 RAK 레코드를 통해 발매된 스모키의 통산 3번째 스튜디오 앨범입니다.</w:t>
+        <w:t>1976년 4월 영국 RAK 레코드를 통해 발매된 스모키의 통산 3번째 스튜디오 정규 앨범으로, 밴드의 서정적 소프트 록 스타일이 완벽하게 만개한 전성기의 출발점입니다.</w:t>
       </w:r>
     </w:p>
     <w:p>
@@ -199,7 +218,7 @@
           <w:b w:val="0"/>
           <w:sz w:val="21"/>
         </w:rPr>
-        <w:t>독일 앨범 차트 6위, 노르웨이 12위 등 유럽 각국 차트 최상위권에 진입하며 상업적 성공을 거두었으며, 싱글들의 잇따른 히트와 함께 수십만 장 이상의 판매고를 올리며 골드 레코드를 기록했습니다.</w:t>
+        <w:t>독일 앨범 차트 6위에 오르고 유럽 전역에서 골드 레코드를 기록하는 등 대단한 상업적 성공을 거두었으며, 특히 서독을 비롯한 유럽 대륙과 한국, 일본 등 아시아권에서 폭발적인 롱런 히트를 기록했습니다.</w:t>
       </w:r>
     </w:p>
     <w:p>
@@ -230,7 +249,7 @@
           <w:b w:val="0"/>
           <w:sz w:val="21"/>
         </w:rPr>
-        <w:t>유럽 주요 음악 시장에서 골드 디스크 인증을 획득하였으며, 1970년대 브리티시 팝 록 씬에서 가장 서정적이고 대중 친화적인 멜로디를 확립한 역작으로 평단의 영구한 찬사를 받고 있습니다.</w:t>
+        <w:t>유럽 각국 음악 전문지 및 브라보(Bravo) 오토 어워드 등에서 최우수 록/팝 그룹 부문을 수상하며 1970년대 후반을 대표하는 유럽 최고의 멜로딕 록 밴드로 공인받았습니다.</w:t>
       </w:r>
     </w:p>
     <w:p>
@@ -306,7 +325,7 @@
           <w:b w:val="0"/>
           <w:sz w:val="21"/>
         </w:rPr>
-        <w:t>1964년 결성 (The Yen 등 전신 밴드를 거쳐 1974년 'Smokie'로 공식 출범)</w:t>
+        <w:t>1964년 결성 (The Yen 등 초기 결성 기준, 1975년 'Smokie'로 공식 개명)</w:t>
       </w:r>
     </w:p>
     <w:p>
@@ -337,7 +356,7 @@
           <w:b w:val="0"/>
           <w:sz w:val="21"/>
         </w:rPr>
-        <w:t>4인조 록 밴드 (크리스 노먼, 앨런 실슨, 테리 아틀리, 피트 스펜서)</w:t>
+        <w:t>4인조 밴드 (크리스 노먼, 앨런 실슨, 테리 아틀리, 피트 스펜서)</w:t>
       </w:r>
     </w:p>
     <w:p>
@@ -368,7 +387,7 @@
           <w:b w:val="0"/>
           <w:sz w:val="21"/>
         </w:rPr>
-        <w:t>보컬 크리스 노먼의 거칠면서도 애절함이 묻어나는 독보적인 허스키 음색과 멤버들의 완벽한 4성 보컬 하모니를 앞세워 1970년대 팝/소프트 록의 전성기를 이끈 영국의 전설적인 밴드입니다. 어쿠스틱 사운드의 소박한 서정성과 팝 록의 활력을 절묘하게 조화시켜 한국을 비롯한 전 세계 음악 팬들에게 지극한 사랑을 받으며 대중음악사에 잊을 수 없는 족적을 남겼습니다.</w:t>
+        <w:t>스모키는 영국의 브래드퍼드 출신으로, 포크의 서정성과 글램 록의 대중적 화법을 절묘하게 결합해 독보적인 소프트 록 사운드를 구축한 전설적인 밴드입니다. 프런트맨 크리스 노먼의 호소력 짙은 보컬과 멤버들의 빈틈없는 보컬 하모니를 무기로, 세월이 흘러도 변치 않는 불멸의 팝 명곡들을 다수 남기며 전 세계 음악 팬들의 깊은 사랑을 받았습니다.</w:t>
       </w:r>
     </w:p>
     <w:p>
@@ -413,7 +432,7 @@
           <w:b w:val="0"/>
           <w:sz w:val="21"/>
         </w:rPr>
-        <w:t>글램 록의 화려함이 물러가고 감미로운 멜로디 중심의 소프트 록이 번성하던 과도기적 시점에, 팝과 록의 경계를 가장 품격 있게 융합해 낸 음반입니다. 친-채프먼 콤비의 세련된 팝 메이킹 감각과 밴드 고유의 투박한 브리티시 포크 록 색채가 완벽한 조화를 이루어 스모키의 음악적 황금기를 화려하게 열어젖힌 이정표로 평가받습니다.</w:t>
+        <w:t>하드 록과 프로그레시브 록이 주류를 이루던 1970년대 중반 영국의 록 씬에서, 서정적인 어쿠스틱 사운드와 대중 친화적인 훅(Hook)을 결합하여 소프트 록/팝 록의 새로운 표준을 제시한 명반입니다. 화려한 전자음 대신 담백한 어쿠스틱 기타와 서정적인 멜로디 라인을 전면에 내세워 라디오 친화적인 명곡의 정수를 구현했습니다.</w:t>
       </w:r>
     </w:p>
     <w:p>
@@ -444,7 +463,7 @@
           <w:b w:val="0"/>
           <w:sz w:val="21"/>
         </w:rPr>
-        <w:t>1970년대 후반 대한민국의 음악 다방과 심야 라디오 전파를 타고 흐르던 스모키의 선율은 당대 청춘들의 고독과 낭만을 달래주던 가장 따뜻한 도피처였습니다. 밤의 고요를 지키는 카페의 불빛처럼, 급격한 산업화의 물결 속에서 쓸쓸한 밤을 지새우던 젊은 세대에게 이 음반은 가슴 한구석을 아리게 위무해 주던 순정한 시대의 사운드트랙이었습니다.</w:t>
+        <w:t>1970년대 후반 대한민국의 음악 다방과 라디오 심야 방송을 지배했던 감수성의 상징입니다. 수록곡 중 'What Can I Do'는 특유의 멜랑콜리한 멜로디로 국내 청춘들에게 시대적 울분의 카타르시스를 제공하며 원곡 이상의 신화적인 사랑을 누렸고, 당시 청년 문화의 정서적 노스탤지어를 완벽하게 대변합니다.</w:t>
       </w:r>
     </w:p>
     <w:p>
@@ -489,7 +508,7 @@
           <w:b w:val="0"/>
           <w:sz w:val="21"/>
         </w:rPr>
-        <w:t>파리의 서글픈 밤거리와 아련한 로맨스를 드라마틱한 멜로디로 노래한 불멸의 명곡 "I'll Meet You at Midnight"을 필두로, 크리스 노먼의 절절한 보컬과 서정적인 코러스가 심금을 울리는 "Wild Wild Angels", 묵직한 블루스 록의 질감 속에서도 애잔함을 잃지 않는 "Something's Making Me Blue" 등 전 수록곡에 걸쳐 낭만적인 선율미가 넘쳐납니다.</w:t>
+        <w:t>한국인이 가장 사랑하는 팝 트랙 중 하나로 절절한 체념의 정서가 돋보이는 'What Can I Do', 몽환적인 낭만과 벅찬 코러스가 압권인 'I'll Meet You at Midnight', 그리고 밴드의 활기찬 록앤롤 에너지가 묻어나는 'Something's Making Me Blue'와 'Wild Wild Angels' 등 전 곡이 서정적이면서도 완성도 높은 구성을 자랑합니다.</w:t>
       </w:r>
     </w:p>
     <w:p>
@@ -520,7 +539,7 @@
           <w:b w:val="0"/>
           <w:sz w:val="21"/>
         </w:rPr>
-        <w:t>턴테이블의 바늘이 소리골을 타며 빚어내는 어쿠스틱 기타의 명징한 스트로크와 은은한 스트링의 결은 진공관 앰프를 통해 감상할 때 더욱 깊은 울림을 전합니다. 늦은 밤, 조명을 낮추고 감상하면 스모키 특유의 보컬 하모니가 아날로그 배음과 어우러져 마치 자정의 고즈넉한 카페에 머무는 듯한 그윽한 공간감을 선사합니다.</w:t>
+        <w:t>진공관 앰프의 온기와 턴테이블의 바늘이 만났을 때 이 음반의 진가가 비로소 드러납니다. 크리스 노먼의 거친 목소리에 깃든 미세한 숨결, 어쿠스틱 기타 줄이 튕겨 나갈 때의 공명감, 그리고 배경을 포근하게 감싸는 아날로그 코러스의 층위는 디지털 음원에서는 결코 맛볼 수 없는 깊은 질감과 온도를 전해줍니다.</w:t>
       </w:r>
     </w:p>
     <w:p>
@@ -551,7 +570,7 @@
           <w:b w:val="0"/>
           <w:sz w:val="21"/>
         </w:rPr>
-        <w:t>1970년대 브리티시 소프트 록이 지닌 순수하고 따뜻한 질감을 가장 원형에 가깝게 담아낸 앨범으로, LP의 아날로그적 미학을 몸소 증명하는 필청 컬렉션입니다. 세월의 흐름에도 바래지 않고 영원한 청춘의 향기를 발하는 이 음반은 모든 정통 팝 애호가들의 바이닐 선반에서 가장 빛나는 자리를 차지할 가치가 충분합니다.</w:t>
+        <w:t>스모키의 최고 황금기 음악성이 응축된 정규작이자, 7080 시대를 호흡했던 이들에게는 젊은 날의 초상이 고스란히 각인된 타임캡슐과도 같은 LP입니다. 뛰어난 아날로그 레코딩 완성도와 역사적 상징성을 두루 갖추어 클래식 팝 컬렉터라면 결코 지나칠 수 없는 필청반입니다.</w:t>
       </w:r>
     </w:p>
     <w:p>
@@ -565,7 +584,7 @@
           <w:color w:val="4338CA"/>
           <w:sz w:val="21"/>
         </w:rPr>
-        <w:t>이 음반을 통해 심야의 그윽한 공기 속에서 스모키의 멜로디가 전해주는 감동을 다시 한번 경험해 보시는 것은 어떨까요?</w:t>
+        <w:t>이 음반을 통해 아련한 밤의 정취 속에서 크리스 노먼의 허스키한 음색과 스모키의 하모니가 전해주는 감동을 다시 한번 경험해 보시는 것은 어떨까요?</w:t>
       </w:r>
     </w:p>
     <w:sectPr>
